--- a/Assignment/Database - No SQL - Mongodb/09. Mongodb Tools.docx
+++ b/Assignment/Database - No SQL - Mongodb/09. Mongodb Tools.docx
@@ -51,7 +51,25 @@
           <w:sz w:val="36"/>
           <w:szCs w:val="36"/>
         </w:rPr>
-        <w:t>Install MongoDB Compass on your system, connect to your local MongoDB server, and create a new database named spotifyDB with a collection called playlists.</w:t>
+        <w:t xml:space="preserve">Install MongoDB Compass on your system, connect to your local MongoDB server, and create a new database named </w:t>
+      </w:r>
+      <w:proofErr w:type="spellStart"/>
+      <w:r>
+        <w:rPr>
+          <w:rFonts w:ascii="Times New Roman" w:hAnsi="Times New Roman" w:cs="Times New Roman"/>
+          <w:sz w:val="36"/>
+          <w:szCs w:val="36"/>
+        </w:rPr>
+        <w:t>spotifyDB</w:t>
+      </w:r>
+      <w:proofErr w:type="spellEnd"/>
+      <w:r>
+        <w:rPr>
+          <w:rFonts w:ascii="Times New Roman" w:hAnsi="Times New Roman" w:cs="Times New Roman"/>
+          <w:sz w:val="36"/>
+          <w:szCs w:val="36"/>
+        </w:rPr>
+        <w:t xml:space="preserve"> with a collection called playlists.</w:t>
       </w:r>
       <w:r>
         <w:rPr>
@@ -102,6 +120,7 @@
         </w:rPr>
         <w:t xml:space="preserve">use </w:t>
       </w:r>
+      <w:proofErr w:type="spellStart"/>
       <w:r>
         <w:rPr>
           <w:rFonts w:ascii="Times New Roman" w:hAnsi="Times New Roman" w:cs="Times New Roman"/>
@@ -110,6 +129,7 @@
         </w:rPr>
         <w:t>spotifyDB</w:t>
       </w:r>
+      <w:proofErr w:type="spellEnd"/>
     </w:p>
     <w:p>
       <w:pPr>
@@ -140,7 +160,43 @@
           <w:sz w:val="36"/>
           <w:szCs w:val="36"/>
         </w:rPr>
-        <w:t>Using MongoDB Compass, import a JSON file containing at least 10 sample restaurant documents (name, cuisine, rating) into a new collection named zomatoRestaurants in your spotifyDB database.</w:t>
+        <w:t xml:space="preserve">Using MongoDB Compass, import a JSON file containing at least 10 sample restaurant documents (name, cuisine, rating) into a new collection named </w:t>
+      </w:r>
+      <w:proofErr w:type="spellStart"/>
+      <w:r>
+        <w:rPr>
+          <w:rFonts w:ascii="Times New Roman" w:hAnsi="Times New Roman" w:cs="Times New Roman"/>
+          <w:sz w:val="36"/>
+          <w:szCs w:val="36"/>
+        </w:rPr>
+        <w:t>zomatoRestaurants</w:t>
+      </w:r>
+      <w:proofErr w:type="spellEnd"/>
+      <w:r>
+        <w:rPr>
+          <w:rFonts w:ascii="Times New Roman" w:hAnsi="Times New Roman" w:cs="Times New Roman"/>
+          <w:sz w:val="36"/>
+          <w:szCs w:val="36"/>
+        </w:rPr>
+        <w:t xml:space="preserve"> in your </w:t>
+      </w:r>
+      <w:proofErr w:type="spellStart"/>
+      <w:r>
+        <w:rPr>
+          <w:rFonts w:ascii="Times New Roman" w:hAnsi="Times New Roman" w:cs="Times New Roman"/>
+          <w:sz w:val="36"/>
+          <w:szCs w:val="36"/>
+        </w:rPr>
+        <w:t>spotifyDB</w:t>
+      </w:r>
+      <w:proofErr w:type="spellEnd"/>
+      <w:r>
+        <w:rPr>
+          <w:rFonts w:ascii="Times New Roman" w:hAnsi="Times New Roman" w:cs="Times New Roman"/>
+          <w:sz w:val="36"/>
+          <w:szCs w:val="36"/>
+        </w:rPr>
+        <w:t xml:space="preserve"> database.</w:t>
       </w:r>
     </w:p>
     <w:p>
@@ -167,6 +223,7 @@
       <w:r>
         <w:rPr>
           <w:rFonts w:ascii="Times New Roman" w:hAnsi="Times New Roman" w:cs="Times New Roman"/>
+          <w:noProof/>
           <w:sz w:val="36"/>
           <w:szCs w:val="36"/>
           <w:lang w:val="en-US"/>
@@ -300,6 +357,7 @@
       <w:r>
         <w:rPr>
           <w:rFonts w:ascii="Times New Roman" w:hAnsi="Times New Roman" w:cs="Times New Roman"/>
+          <w:noProof/>
           <w:sz w:val="36"/>
           <w:szCs w:val="36"/>
           <w:lang w:val="en-US"/>
@@ -1132,6 +1190,7 @@
   <w:style w:type="character" w:default="1" w:styleId="DefaultParagraphFont">
     <w:name w:val="Default Paragraph Font"/>
     <w:uiPriority w:val="1"/>
+    <w:semiHidden/>
     <w:unhideWhenUsed/>
   </w:style>
   <w:style w:type="table" w:default="1" w:styleId="TableNormal">
